--- a/report/REPORT.docx
+++ b/report/REPORT.docx
@@ -7776,7 +7776,7 @@
           <w:color w:val="57606A"/>
           <w:sz w:val="21"/>
         </w:rPr>
-        <w:t>，其中「官方 ImageNet-1K 型号」</w:t>
+        <w:t>，其中「官方预训练型号」</w:t>
       </w:r>
       <w:r>
         <w:rPr>

--- a/report/REPORT.docx
+++ b/report/REPORT.docx
@@ -1970,6 +1970,61 @@
           <w:sz w:val="21"/>
         </w:rPr>
         <w:t>真实张量形状生成（非论文插图、非手画）。</w:t>
+      </w:r>
+    </w:p>
+    <w:p>
+      <w:pPr>
+        <w:keepNext/>
+        <w:spacing w:before="160" w:after="40"/>
+        <w:jc w:val="center"/>
+      </w:pPr>
+      <w:r>
+        <w:drawing>
+          <wp:inline xmlns:a="http://schemas.openxmlformats.org/drawingml/2006/main" xmlns:pic="http://schemas.openxmlformats.org/drawingml/2006/picture">
+            <wp:extent cx="3009600" cy="2698578"/>
+            <wp:docPr id="1" name="Picture 1"/>
+            <wp:cNvGraphicFramePr>
+              <a:graphicFrameLocks noChangeAspect="1"/>
+            </wp:cNvGraphicFramePr>
+            <a:graphic>
+              <a:graphicData uri="http://schemas.openxmlformats.org/drawingml/2006/picture">
+                <pic:pic>
+                  <pic:nvPicPr>
+                    <pic:cNvPr id="0" name="image.png"/>
+                    <pic:cNvPicPr/>
+                  </pic:nvPicPr>
+                  <pic:blipFill>
+                    <a:blip r:embed="rId9"/>
+                    <a:stretch>
+                      <a:fillRect/>
+                    </a:stretch>
+                  </pic:blipFill>
+                  <pic:spPr>
+                    <a:xfrm>
+                      <a:off x="0" y="0"/>
+                      <a:ext cx="3009600" cy="2698578"/>
+                    </a:xfrm>
+                    <a:prstGeom prst="rect"/>
+                  </pic:spPr>
+                </pic:pic>
+              </a:graphicData>
+            </a:graphic>
+          </wp:inline>
+        </w:drawing>
+      </w:r>
+    </w:p>
+    <w:p>
+      <w:pPr>
+        <w:spacing w:before="0" w:after="200"/>
+        <w:jc w:val="center"/>
+      </w:pPr>
+      <w:r>
+        <w:rPr>
+          <w:rFonts w:ascii="Calibri" w:hAnsi="Calibri" w:eastAsia="微软雅黑" w:cs="Calibri"/>
+          <w:color w:val="6A6A6A"/>
+          <w:sz w:val="19"/>
+        </w:rPr>
+        <w:t>图 3-1 RepViT-M0.9 整网结构与 9 要素（输入 224、Stem、四个阶段、分辨率 224→112→56→28→14→7、通道 3→24→48→96→192→384、RepViT Block、GAP、分类头、输出 37 维）。数据源 outputs/architecture/repvit_m0_9_arch.png，由 tools/draw_arch.py 用 forward hook 现测张量形状生成（文字版同目录 repvit_m0_9_arch.md）。</w:t>
       </w:r>
     </w:p>
     <w:p>
@@ -15160,6 +15215,61 @@
     </w:p>
     <w:p>
       <w:pPr>
+        <w:keepNext/>
+        <w:spacing w:before="160" w:after="40"/>
+        <w:jc w:val="center"/>
+      </w:pPr>
+      <w:r>
+        <w:drawing>
+          <wp:inline xmlns:a="http://schemas.openxmlformats.org/drawingml/2006/main" xmlns:pic="http://schemas.openxmlformats.org/drawingml/2006/picture">
+            <wp:extent cx="1944000" cy="2696614"/>
+            <wp:docPr id="2" name="Picture 2"/>
+            <wp:cNvGraphicFramePr>
+              <a:graphicFrameLocks noChangeAspect="1"/>
+            </wp:cNvGraphicFramePr>
+            <a:graphic>
+              <a:graphicData uri="http://schemas.openxmlformats.org/drawingml/2006/picture">
+                <pic:pic>
+                  <pic:nvPicPr>
+                    <pic:cNvPr id="0" name="image.png"/>
+                    <pic:cNvPicPr/>
+                  </pic:nvPicPr>
+                  <pic:blipFill>
+                    <a:blip r:embed="rId10"/>
+                    <a:stretch>
+                      <a:fillRect/>
+                    </a:stretch>
+                  </pic:blipFill>
+                  <pic:spPr>
+                    <a:xfrm>
+                      <a:off x="0" y="0"/>
+                      <a:ext cx="1944000" cy="2696614"/>
+                    </a:xfrm>
+                    <a:prstGeom prst="rect"/>
+                  </pic:spPr>
+                </pic:pic>
+              </a:graphicData>
+            </a:graphic>
+          </wp:inline>
+        </w:drawing>
+      </w:r>
+    </w:p>
+    <w:p>
+      <w:pPr>
+        <w:spacing w:before="0" w:after="200"/>
+        <w:jc w:val="center"/>
+      </w:pPr>
+      <w:r>
+        <w:rPr>
+          <w:rFonts w:ascii="Calibri" w:hAnsi="Calibri" w:eastAsia="微软雅黑" w:cs="Calibri"/>
+          <w:color w:val="6A6A6A"/>
+          <w:sz w:val="19"/>
+        </w:rPr>
+        <w:t>图 9-1 Baseline 与 opt_combo 在同 4 组测试图上的预测对比（每组含两模型的 Top-5 与置信度）。数据源 outputs/predictions/baseline_test_preds.csv 与 outputs/predictions/opt_combo_test_preds.csv，由 tools/plot_side_by_side.py 绘制，对照数字见 outputs/predictions/baseline_vs_opt_combo_predict_compare.json。</w:t>
+      </w:r>
+    </w:p>
+    <w:p>
+      <w:pPr>
         <w:pStyle w:val="Heading2"/>
       </w:pPr>
       <w:r>
@@ -15268,6 +15378,61 @@
           <w:sz w:val="21"/>
         </w:rPr>
         <w:t>：Mixup/CutMix 让标签变软，损失不可直接比）。</w:t>
+      </w:r>
+    </w:p>
+    <w:p>
+      <w:pPr>
+        <w:keepNext/>
+        <w:spacing w:before="160" w:after="40"/>
+        <w:jc w:val="center"/>
+      </w:pPr>
+      <w:r>
+        <w:drawing>
+          <wp:inline xmlns:a="http://schemas.openxmlformats.org/drawingml/2006/main" xmlns:pic="http://schemas.openxmlformats.org/drawingml/2006/picture">
+            <wp:extent cx="5191200" cy="2700765"/>
+            <wp:docPr id="3" name="Picture 3"/>
+            <wp:cNvGraphicFramePr>
+              <a:graphicFrameLocks noChangeAspect="1"/>
+            </wp:cNvGraphicFramePr>
+            <a:graphic>
+              <a:graphicData uri="http://schemas.openxmlformats.org/drawingml/2006/picture">
+                <pic:pic>
+                  <pic:nvPicPr>
+                    <pic:cNvPr id="0" name="image.png"/>
+                    <pic:cNvPicPr/>
+                  </pic:nvPicPr>
+                  <pic:blipFill>
+                    <a:blip r:embed="rId11"/>
+                    <a:stretch>
+                      <a:fillRect/>
+                    </a:stretch>
+                  </pic:blipFill>
+                  <pic:spPr>
+                    <a:xfrm>
+                      <a:off x="0" y="0"/>
+                      <a:ext cx="5191200" cy="2700765"/>
+                    </a:xfrm>
+                    <a:prstGeom prst="rect"/>
+                  </pic:spPr>
+                </pic:pic>
+              </a:graphicData>
+            </a:graphic>
+          </wp:inline>
+        </w:drawing>
+      </w:r>
+    </w:p>
+    <w:p>
+      <w:pPr>
+        <w:spacing w:before="0" w:after="200"/>
+        <w:jc w:val="center"/>
+      </w:pPr>
+      <w:r>
+        <w:rPr>
+          <w:rFonts w:ascii="Calibri" w:hAnsi="Calibri" w:eastAsia="微软雅黑" w:cs="Calibri"/>
+          <w:color w:val="6A6A6A"/>
+          <w:sz w:val="19"/>
+        </w:rPr>
+        <w:t>图 10-1 Baseline 与 opt_combo 的五条训练曲线同图对比（train/val loss、val Top-1、val Macro-F1、lr，共用坐标范围）。数据源 outputs/curves/opt_compare.png，由 tools/plot_curves.py 读取 outputs/logs/baseline_metrics.csv 与 outputs/logs/opt_combo_metrics.csv 绘制。</w:t>
       </w:r>
     </w:p>
     <w:p>
@@ -15852,6 +16017,61 @@
           <w:sz w:val="21"/>
         </w:rPr>
         <w:t xml:space="preserve"> 实测复算）。</w:t>
+      </w:r>
+    </w:p>
+    <w:p>
+      <w:pPr>
+        <w:keepNext/>
+        <w:spacing w:before="160" w:after="40"/>
+        <w:jc w:val="center"/>
+      </w:pPr>
+      <w:r>
+        <w:drawing>
+          <wp:inline xmlns:a="http://schemas.openxmlformats.org/drawingml/2006/main" xmlns:pic="http://schemas.openxmlformats.org/drawingml/2006/picture">
+            <wp:extent cx="3736800" cy="3419812"/>
+            <wp:docPr id="4" name="Picture 4"/>
+            <wp:cNvGraphicFramePr>
+              <a:graphicFrameLocks noChangeAspect="1"/>
+            </wp:cNvGraphicFramePr>
+            <a:graphic>
+              <a:graphicData uri="http://schemas.openxmlformats.org/drawingml/2006/picture">
+                <pic:pic>
+                  <pic:nvPicPr>
+                    <pic:cNvPr id="0" name="image.png"/>
+                    <pic:cNvPicPr/>
+                  </pic:nvPicPr>
+                  <pic:blipFill>
+                    <a:blip r:embed="rId12"/>
+                    <a:stretch>
+                      <a:fillRect/>
+                    </a:stretch>
+                  </pic:blipFill>
+                  <pic:spPr>
+                    <a:xfrm>
+                      <a:off x="0" y="0"/>
+                      <a:ext cx="3736800" cy="3419812"/>
+                    </a:xfrm>
+                    <a:prstGeom prst="rect"/>
+                  </pic:spPr>
+                </pic:pic>
+              </a:graphicData>
+            </a:graphic>
+          </wp:inline>
+        </w:drawing>
+      </w:r>
+    </w:p>
+    <w:p>
+      <w:pPr>
+        <w:spacing w:before="0" w:after="200"/>
+        <w:jc w:val="center"/>
+      </w:pPr>
+      <w:r>
+        <w:rPr>
+          <w:rFonts w:ascii="Calibri" w:hAnsi="Calibri" w:eastAsia="微软雅黑" w:cs="Calibri"/>
+          <w:color w:val="6A6A6A"/>
+          <w:sz w:val="19"/>
+        </w:rPr>
+        <w:t>图 10-2 Baseline 行归一化 37×37 混淆矩阵（row_sum = 1.0）。数据源 outputs/confusion_matrix/baseline_cm.csv 与 baseline_cm.npy，由 tools/check_cm.py 生成。</w:t>
       </w:r>
     </w:p>
     <w:p>
@@ -16540,6 +16760,61 @@
     </w:p>
     <w:p>
       <w:pPr>
+        <w:keepNext/>
+        <w:spacing w:before="160" w:after="40"/>
+        <w:jc w:val="center"/>
+      </w:pPr>
+      <w:r>
+        <w:drawing>
+          <wp:inline xmlns:a="http://schemas.openxmlformats.org/drawingml/2006/main" xmlns:pic="http://schemas.openxmlformats.org/drawingml/2006/picture">
+            <wp:extent cx="2131200" cy="2701349"/>
+            <wp:docPr id="5" name="Picture 5"/>
+            <wp:cNvGraphicFramePr>
+              <a:graphicFrameLocks noChangeAspect="1"/>
+            </wp:cNvGraphicFramePr>
+            <a:graphic>
+              <a:graphicData uri="http://schemas.openxmlformats.org/drawingml/2006/picture">
+                <pic:pic>
+                  <pic:nvPicPr>
+                    <pic:cNvPr id="0" name="image.png"/>
+                    <pic:cNvPicPr/>
+                  </pic:nvPicPr>
+                  <pic:blipFill>
+                    <a:blip r:embed="rId13"/>
+                    <a:stretch>
+                      <a:fillRect/>
+                    </a:stretch>
+                  </pic:blipFill>
+                  <pic:spPr>
+                    <a:xfrm>
+                      <a:off x="0" y="0"/>
+                      <a:ext cx="2131200" cy="2701349"/>
+                    </a:xfrm>
+                    <a:prstGeom prst="rect"/>
+                  </pic:spPr>
+                </pic:pic>
+              </a:graphicData>
+            </a:graphic>
+          </wp:inline>
+        </w:drawing>
+      </w:r>
+    </w:p>
+    <w:p>
+      <w:pPr>
+        <w:spacing w:before="0" w:after="200"/>
+        <w:jc w:val="center"/>
+      </w:pPr>
+      <w:r>
+        <w:rPr>
+          <w:rFonts w:ascii="Calibri" w:hAnsi="Calibri" w:eastAsia="微软雅黑" w:cs="Calibri"/>
+          <w:color w:val="6A6A6A"/>
+          <w:sz w:val="19"/>
+        </w:rPr>
+        <w:t>图 10-3 Baseline 37 类 F1 升序柱状图。数据源 outputs/confusion_matrix/baseline_per_class.csv，由 tools/check_cm.py 生成。</w:t>
+      </w:r>
+    </w:p>
+    <w:p>
+      <w:pPr>
         <w:pStyle w:val="Heading3"/>
       </w:pPr>
       <w:r>
@@ -17164,6 +17439,61 @@
     </w:p>
     <w:p>
       <w:pPr>
+        <w:keepNext/>
+        <w:spacing w:before="160" w:after="40"/>
+        <w:jc w:val="center"/>
+      </w:pPr>
+      <w:r>
+        <w:drawing>
+          <wp:inline xmlns:a="http://schemas.openxmlformats.org/drawingml/2006/main" xmlns:pic="http://schemas.openxmlformats.org/drawingml/2006/picture">
+            <wp:extent cx="5903999" cy="1476000"/>
+            <wp:docPr id="6" name="Picture 6"/>
+            <wp:cNvGraphicFramePr>
+              <a:graphicFrameLocks noChangeAspect="1"/>
+            </wp:cNvGraphicFramePr>
+            <a:graphic>
+              <a:graphicData uri="http://schemas.openxmlformats.org/drawingml/2006/picture">
+                <pic:pic>
+                  <pic:nvPicPr>
+                    <pic:cNvPr id="0" name="gradcam_layer_compare_baseline.png"/>
+                    <pic:cNvPicPr/>
+                  </pic:nvPicPr>
+                  <pic:blipFill>
+                    <a:blip r:embed="rId14"/>
+                    <a:stretch>
+                      <a:fillRect/>
+                    </a:stretch>
+                  </pic:blipFill>
+                  <pic:spPr>
+                    <a:xfrm>
+                      <a:off x="0" y="0"/>
+                      <a:ext cx="5903999" cy="1476000"/>
+                    </a:xfrm>
+                    <a:prstGeom prst="rect"/>
+                  </pic:spPr>
+                </pic:pic>
+              </a:graphicData>
+            </a:graphic>
+          </wp:inline>
+        </w:drawing>
+      </w:r>
+    </w:p>
+    <w:p>
+      <w:pPr>
+        <w:spacing w:before="0" w:after="200"/>
+        <w:jc w:val="center"/>
+      </w:pPr>
+      <w:r>
+        <w:rPr>
+          <w:rFonts w:ascii="Calibri" w:hAnsi="Calibri" w:eastAsia="微软雅黑" w:cs="Calibri"/>
+          <w:color w:val="6A6A6A"/>
+          <w:sz w:val="19"/>
+        </w:rPr>
+        <w:t>图 11-6 同一图片在两套挂载层下的 CAM 对比（A 为 stages 末层 blocks 末端，B 为 channel_mixer.conv2）。数据源 outputs/gradcam/gradcam_layer_compare_baseline.png，由 tools/gradcam.py 生成。</w:t>
+      </w:r>
+    </w:p>
+    <w:p>
+      <w:pPr>
         <w:pStyle w:val="Heading3"/>
       </w:pPr>
       <w:r>
@@ -17239,6 +17569,171 @@
     </w:p>
     <w:p>
       <w:pPr>
+        <w:keepNext/>
+        <w:spacing w:before="160" w:after="40"/>
+        <w:jc w:val="center"/>
+      </w:pPr>
+      <w:r>
+        <w:drawing>
+          <wp:inline xmlns:a="http://schemas.openxmlformats.org/drawingml/2006/main" xmlns:pic="http://schemas.openxmlformats.org/drawingml/2006/picture">
+            <wp:extent cx="5903999" cy="1249685"/>
+            <wp:docPr id="7" name="Picture 7"/>
+            <wp:cNvGraphicFramePr>
+              <a:graphicFrameLocks noChangeAspect="1"/>
+            </wp:cNvGraphicFramePr>
+            <a:graphic>
+              <a:graphicData uri="http://schemas.openxmlformats.org/drawingml/2006/picture">
+                <pic:pic>
+                  <pic:nvPicPr>
+                    <pic:cNvPr id="0" name="image.png"/>
+                    <pic:cNvPicPr/>
+                  </pic:nvPicPr>
+                  <pic:blipFill>
+                    <a:blip r:embed="rId15"/>
+                    <a:stretch>
+                      <a:fillRect/>
+                    </a:stretch>
+                  </pic:blipFill>
+                  <pic:spPr>
+                    <a:xfrm>
+                      <a:off x="0" y="0"/>
+                      <a:ext cx="5903999" cy="1249685"/>
+                    </a:xfrm>
+                    <a:prstGeom prst="rect"/>
+                  </pic:spPr>
+                </pic:pic>
+              </a:graphicData>
+            </a:graphic>
+          </wp:inline>
+        </w:drawing>
+      </w:r>
+    </w:p>
+    <w:p>
+      <w:pPr>
+        <w:spacing w:before="0" w:after="200"/>
+        <w:jc w:val="center"/>
+      </w:pPr>
+      <w:r>
+        <w:rPr>
+          <w:rFonts w:ascii="Calibri" w:hAnsi="Calibri" w:eastAsia="微软雅黑" w:cs="Calibri"/>
+          <w:color w:val="6A6A6A"/>
+          <w:sz w:val="19"/>
+        </w:rPr>
+        <w:t>图 11-1 Baseline 在测试集上的 8 张预测样例（Top-5 类别与置信度）。数据源 outputs/predictions/baseline_test_preds.csv，由 tools/plot_predictions.py 生成。</w:t>
+      </w:r>
+    </w:p>
+    <w:p>
+      <w:pPr>
+        <w:keepNext/>
+        <w:spacing w:before="160" w:after="40"/>
+        <w:jc w:val="center"/>
+      </w:pPr>
+      <w:r>
+        <w:drawing>
+          <wp:inline xmlns:a="http://schemas.openxmlformats.org/drawingml/2006/main" xmlns:pic="http://schemas.openxmlformats.org/drawingml/2006/picture">
+            <wp:extent cx="5903999" cy="682755"/>
+            <wp:docPr id="8" name="Picture 8"/>
+            <wp:cNvGraphicFramePr>
+              <a:graphicFrameLocks noChangeAspect="1"/>
+            </wp:cNvGraphicFramePr>
+            <a:graphic>
+              <a:graphicData uri="http://schemas.openxmlformats.org/drawingml/2006/picture">
+                <pic:pic>
+                  <pic:nvPicPr>
+                    <pic:cNvPr id="0" name="image.png"/>
+                    <pic:cNvPicPr/>
+                  </pic:nvPicPr>
+                  <pic:blipFill>
+                    <a:blip r:embed="rId16"/>
+                    <a:stretch>
+                      <a:fillRect/>
+                    </a:stretch>
+                  </pic:blipFill>
+                  <pic:spPr>
+                    <a:xfrm>
+                      <a:off x="0" y="0"/>
+                      <a:ext cx="5903999" cy="682755"/>
+                    </a:xfrm>
+                    <a:prstGeom prst="rect"/>
+                  </pic:spPr>
+                </pic:pic>
+              </a:graphicData>
+            </a:graphic>
+          </wp:inline>
+        </w:drawing>
+      </w:r>
+    </w:p>
+    <w:p>
+      <w:pPr>
+        <w:spacing w:before="0" w:after="200"/>
+        <w:jc w:val="center"/>
+      </w:pPr>
+      <w:r>
+        <w:rPr>
+          <w:rFonts w:ascii="Calibri" w:hAnsi="Calibri" w:eastAsia="微软雅黑" w:cs="Calibri"/>
+          <w:color w:val="6A6A6A"/>
+          <w:sz w:val="19"/>
+        </w:rPr>
+        <w:t>图 11-2 Baseline 判对案例 6 张（含真值与 Top-5 置信度）。数据源 outputs/predictions/cases_test_baseline.csv，由 tools/plot_predictions.py 生成。</w:t>
+      </w:r>
+    </w:p>
+    <w:p>
+      <w:pPr>
+        <w:keepNext/>
+        <w:spacing w:before="160" w:after="40"/>
+        <w:jc w:val="center"/>
+      </w:pPr>
+      <w:r>
+        <w:drawing>
+          <wp:inline xmlns:a="http://schemas.openxmlformats.org/drawingml/2006/main" xmlns:pic="http://schemas.openxmlformats.org/drawingml/2006/picture">
+            <wp:extent cx="5903999" cy="694947"/>
+            <wp:docPr id="9" name="Picture 9"/>
+            <wp:cNvGraphicFramePr>
+              <a:graphicFrameLocks noChangeAspect="1"/>
+            </wp:cNvGraphicFramePr>
+            <a:graphic>
+              <a:graphicData uri="http://schemas.openxmlformats.org/drawingml/2006/picture">
+                <pic:pic>
+                  <pic:nvPicPr>
+                    <pic:cNvPr id="0" name="image.png"/>
+                    <pic:cNvPicPr/>
+                  </pic:nvPicPr>
+                  <pic:blipFill>
+                    <a:blip r:embed="rId17"/>
+                    <a:stretch>
+                      <a:fillRect/>
+                    </a:stretch>
+                  </pic:blipFill>
+                  <pic:spPr>
+                    <a:xfrm>
+                      <a:off x="0" y="0"/>
+                      <a:ext cx="5903999" cy="694947"/>
+                    </a:xfrm>
+                    <a:prstGeom prst="rect"/>
+                  </pic:spPr>
+                </pic:pic>
+              </a:graphicData>
+            </a:graphic>
+          </wp:inline>
+        </w:drawing>
+      </w:r>
+    </w:p>
+    <w:p>
+      <w:pPr>
+        <w:spacing w:before="0" w:after="200"/>
+        <w:jc w:val="center"/>
+      </w:pPr>
+      <w:r>
+        <w:rPr>
+          <w:rFonts w:ascii="Calibri" w:hAnsi="Calibri" w:eastAsia="微软雅黑" w:cs="Calibri"/>
+          <w:color w:val="6A6A6A"/>
+          <w:sz w:val="19"/>
+        </w:rPr>
+        <w:t>图 11-3 Baseline 判错案例 6 张（含真值与 Top-5 置信度）。数据源 outputs/predictions/cases_test_baseline.csv，由 tools/plot_predictions.py 生成。</w:t>
+      </w:r>
+    </w:p>
+    <w:p>
+      <w:pPr>
         <w:pStyle w:val="Heading3"/>
       </w:pPr>
       <w:r>
@@ -17398,6 +17893,116 @@
           <w:sz w:val="21"/>
         </w:rPr>
         <w:t>——是任务难度而非定位错误。</w:t>
+      </w:r>
+    </w:p>
+    <w:p>
+      <w:pPr>
+        <w:keepNext/>
+        <w:spacing w:before="160" w:after="40"/>
+        <w:jc w:val="center"/>
+      </w:pPr>
+      <w:r>
+        <w:drawing>
+          <wp:inline xmlns:a="http://schemas.openxmlformats.org/drawingml/2006/main" xmlns:pic="http://schemas.openxmlformats.org/drawingml/2006/picture">
+            <wp:extent cx="1918800" cy="2878200"/>
+            <wp:docPr id="10" name="Picture 10"/>
+            <wp:cNvGraphicFramePr>
+              <a:graphicFrameLocks noChangeAspect="1"/>
+            </wp:cNvGraphicFramePr>
+            <a:graphic>
+              <a:graphicData uri="http://schemas.openxmlformats.org/drawingml/2006/picture">
+                <pic:pic>
+                  <pic:nvPicPr>
+                    <pic:cNvPr id="0" name="gradcam_correct_baseline.png"/>
+                    <pic:cNvPicPr/>
+                  </pic:nvPicPr>
+                  <pic:blipFill>
+                    <a:blip r:embed="rId18"/>
+                    <a:stretch>
+                      <a:fillRect/>
+                    </a:stretch>
+                  </pic:blipFill>
+                  <pic:spPr>
+                    <a:xfrm>
+                      <a:off x="0" y="0"/>
+                      <a:ext cx="1918800" cy="2878200"/>
+                    </a:xfrm>
+                    <a:prstGeom prst="rect"/>
+                  </pic:spPr>
+                </pic:pic>
+              </a:graphicData>
+            </a:graphic>
+          </wp:inline>
+        </w:drawing>
+      </w:r>
+    </w:p>
+    <w:p>
+      <w:pPr>
+        <w:spacing w:before="0" w:after="200"/>
+        <w:jc w:val="center"/>
+      </w:pPr>
+      <w:r>
+        <w:rPr>
+          <w:rFonts w:ascii="Calibri" w:hAnsi="Calibri" w:eastAsia="微软雅黑" w:cs="Calibri"/>
+          <w:color w:val="6A6A6A"/>
+          <w:sz w:val="19"/>
+        </w:rPr>
+        <w:t>图 11-4 Baseline 判对案例的 Grad-CAM 拼图 6 张。数据源 outputs/gradcam/ 下 6 张单图与 outputs/metrics/gradcam_meta.json，由 tools/gradcam.py 生成。</w:t>
+      </w:r>
+    </w:p>
+    <w:p>
+      <w:pPr>
+        <w:keepNext/>
+        <w:spacing w:before="160" w:after="40"/>
+        <w:jc w:val="center"/>
+      </w:pPr>
+      <w:r>
+        <w:drawing>
+          <wp:inline xmlns:a="http://schemas.openxmlformats.org/drawingml/2006/main" xmlns:pic="http://schemas.openxmlformats.org/drawingml/2006/picture">
+            <wp:extent cx="1918800" cy="2878200"/>
+            <wp:docPr id="11" name="Picture 11"/>
+            <wp:cNvGraphicFramePr>
+              <a:graphicFrameLocks noChangeAspect="1"/>
+            </wp:cNvGraphicFramePr>
+            <a:graphic>
+              <a:graphicData uri="http://schemas.openxmlformats.org/drawingml/2006/picture">
+                <pic:pic>
+                  <pic:nvPicPr>
+                    <pic:cNvPr id="0" name="gradcam_wrong_baseline.png"/>
+                    <pic:cNvPicPr/>
+                  </pic:nvPicPr>
+                  <pic:blipFill>
+                    <a:blip r:embed="rId19"/>
+                    <a:stretch>
+                      <a:fillRect/>
+                    </a:stretch>
+                  </pic:blipFill>
+                  <pic:spPr>
+                    <a:xfrm>
+                      <a:off x="0" y="0"/>
+                      <a:ext cx="1918800" cy="2878200"/>
+                    </a:xfrm>
+                    <a:prstGeom prst="rect"/>
+                  </pic:spPr>
+                </pic:pic>
+              </a:graphicData>
+            </a:graphic>
+          </wp:inline>
+        </w:drawing>
+      </w:r>
+    </w:p>
+    <w:p>
+      <w:pPr>
+        <w:spacing w:before="0" w:after="200"/>
+        <w:jc w:val="center"/>
+      </w:pPr>
+      <w:r>
+        <w:rPr>
+          <w:rFonts w:ascii="Calibri" w:hAnsi="Calibri" w:eastAsia="微软雅黑" w:cs="Calibri"/>
+          <w:color w:val="6A6A6A"/>
+          <w:sz w:val="19"/>
+        </w:rPr>
+        <w:t>图 11-5 Baseline 判错案例的 Grad-CAM 拼图 6 张。数据源 outputs/gradcam/ 下 6 张单图与 outputs/metrics/gradcam_meta.json，由 tools/gradcam.py 生成。</w:t>
       </w:r>
     </w:p>
     <w:p>
@@ -31045,6 +31650,61 @@
     </w:p>
     <w:p>
       <w:pPr>
+        <w:keepNext/>
+        <w:spacing w:before="160" w:after="40"/>
+        <w:jc w:val="center"/>
+      </w:pPr>
+      <w:r>
+        <w:drawing>
+          <wp:inline xmlns:a="http://schemas.openxmlformats.org/drawingml/2006/main" xmlns:pic="http://schemas.openxmlformats.org/drawingml/2006/picture">
+            <wp:extent cx="5903999" cy="509018"/>
+            <wp:docPr id="12" name="Picture 12"/>
+            <wp:cNvGraphicFramePr>
+              <a:graphicFrameLocks noChangeAspect="1"/>
+            </wp:cNvGraphicFramePr>
+            <a:graphic>
+              <a:graphicData uri="http://schemas.openxmlformats.org/drawingml/2006/picture">
+                <pic:pic>
+                  <pic:nvPicPr>
+                    <pic:cNvPr id="0" name="image.png"/>
+                    <pic:cNvPicPr/>
+                  </pic:nvPicPr>
+                  <pic:blipFill>
+                    <a:blip r:embed="rId20"/>
+                    <a:stretch>
+                      <a:fillRect/>
+                    </a:stretch>
+                  </pic:blipFill>
+                  <pic:spPr>
+                    <a:xfrm>
+                      <a:off x="0" y="0"/>
+                      <a:ext cx="5903999" cy="509018"/>
+                    </a:xfrm>
+                    <a:prstGeom prst="rect"/>
+                  </pic:spPr>
+                </pic:pic>
+              </a:graphicData>
+            </a:graphic>
+          </wp:inline>
+        </w:drawing>
+      </w:r>
+    </w:p>
+    <w:p>
+      <w:pPr>
+        <w:spacing w:before="0" w:after="200"/>
+        <w:jc w:val="center"/>
+      </w:pPr>
+      <w:r>
+        <w:rPr>
+          <w:rFonts w:ascii="Calibri" w:hAnsi="Calibri" w:eastAsia="微软雅黑" w:cs="Calibri"/>
+          <w:color w:val="6A6A6A"/>
+          <w:sz w:val="19"/>
+        </w:rPr>
+        <w:t>图 F-1 训练集以外的实拍图片 5 张（repvit_m0_9_pet37 的 Top-5 与置信度）。数据源 outputs/benchmarks/external_top5_repvit_m0_9_pet37.csv 与 external/images_manifest.csv，由 tools/plot_predictions.py 生成。</w:t>
+      </w:r>
+    </w:p>
+    <w:p>
+      <w:pPr>
         <w:pBdr>
           <w:left w:val="single" w:sz="18" w:space="8" w:color="B9C4D0"/>
         </w:pBdr>
@@ -32549,8 +33209,8 @@
       </w:r>
     </w:p>
     <w:sectPr>
-      <w:headerReference w:type="default" r:id="rId9"/>
-      <w:footerReference w:type="default" r:id="rId10"/>
+      <w:headerReference w:type="default" r:id="rId21"/>
+      <w:footerReference w:type="default" r:id="rId22"/>
       <w:pgSz w:w="11906" w:h="16838"/>
       <w:pgMar w:top="1191" w:right="1020" w:bottom="1077" w:left="1020" w:header="624" w:footer="567" w:gutter="0"/>
       <w:cols w:space="720"/>
